--- a/docs/Diary.docx
+++ b/docs/Diary.docx
@@ -1222,7 +1222,6 @@
         </w:pBdr>
         <w:spacing w:line="360" w:lineRule="exact"/>
         <w:rPr>
-          <w:rStyle w:val="Hyperlink"/>
           <w:lang w:val="en-IE"/>
         </w:rPr>
       </w:pPr>
@@ -1230,62 +1229,31 @@
         <w:rPr>
           <w:lang w:val="en-IE"/>
         </w:rPr>
-        <w:t xml:space="preserve">This week, I submitted my project specification. I also made changes to my </w:t>
+        <w:t xml:space="preserve">This week made changes to my </w:t>
       </w:r>
-      <w:r>
-        <w:rPr>
-          <w:lang w:val="en-IE"/>
-        </w:rPr>
-        <w:fldChar w:fldCharType="begin"/>
-      </w:r>
-      <w:r>
-        <w:rPr>
-          <w:lang w:val="en-IE"/>
-        </w:rPr>
-        <w:instrText>HYPERLINK "https://github.com/amelia720/OOP_PROJECT_25"</w:instrText>
-      </w:r>
-      <w:r>
-        <w:rPr>
-          <w:lang w:val="en-IE"/>
-        </w:rPr>
-      </w:r>
-      <w:r>
-        <w:rPr>
-          <w:lang w:val="en-IE"/>
-        </w:rPr>
-        <w:fldChar w:fldCharType="separate"/>
-      </w:r>
-      <w:r>
-        <w:rPr>
-          <w:rStyle w:val="Hyperlink"/>
-          <w:lang w:val="en-IE"/>
-        </w:rPr>
-        <w:t xml:space="preserve">second-year Java </w:t>
-      </w:r>
-    </w:p>
-    <w:p>
-      <w:pPr>
-        <w:pBdr>
-          <w:between w:val="single" w:sz="2" w:space="0" w:color="BBBBBB"/>
-        </w:pBdr>
-        <w:spacing w:line="360" w:lineRule="exact"/>
-        <w:rPr>
-          <w:lang w:val="en-IE"/>
-        </w:rPr>
-      </w:pPr>
-      <w:r>
-        <w:rPr>
-          <w:rStyle w:val="Hyperlink"/>
-          <w:lang w:val="en-IE"/>
-        </w:rPr>
-        <w:t>project</w:t>
-      </w:r>
-      <w:r>
-        <w:rPr>
-          <w:lang w:val="en-IE"/>
-        </w:rPr>
-        <w:fldChar w:fldCharType="end"/>
-      </w:r>
+      <w:hyperlink r:id="rId7" w:history="1">
+        <w:r>
+          <w:rPr>
+            <w:rStyle w:val="Hyperlink"/>
+            <w:lang w:val="en-IE"/>
+          </w:rPr>
+          <w:t xml:space="preserve">second-year Java </w:t>
+        </w:r>
+        <w:r>
+          <w:rPr>
+            <w:rStyle w:val="Hyperlink"/>
+            <w:lang w:val="en-IE"/>
+          </w:rPr>
+          <w:t>p</w:t>
+        </w:r>
+        <w:r>
+          <w:rPr>
+            <w:rStyle w:val="Hyperlink"/>
+            <w:lang w:val="en-IE"/>
+          </w:rPr>
+          <w:t>roject</w:t>
+        </w:r>
+      </w:hyperlink>
       <w:r>
         <w:rPr>
           <w:lang w:val="en-IE"/>
@@ -1302,7 +1270,26 @@
         <w:rPr>
           <w:lang w:val="en-IE"/>
         </w:rPr>
-        <w:t>it can be used as a test API for my final-year project.</w:t>
+        <w:t xml:space="preserve">it can be used as a test API for </w:t>
+      </w:r>
+    </w:p>
+    <w:p>
+      <w:pPr>
+        <w:pBdr>
+          <w:between w:val="single" w:sz="2" w:space="0" w:color="BBBBBB"/>
+        </w:pBdr>
+        <w:spacing w:line="360" w:lineRule="exact"/>
+        <w:rPr>
+          <w:color w:val="0000FF" w:themeColor="hyperlink"/>
+          <w:u w:val="single"/>
+          <w:lang w:val="en-IE"/>
+        </w:rPr>
+      </w:pPr>
+      <w:r>
+        <w:rPr>
+          <w:lang w:val="en-IE"/>
+        </w:rPr>
+        <w:t>my final-year project.</w:t>
       </w:r>
     </w:p>
     <w:p>
@@ -1335,7 +1322,7 @@
         </w:rPr>
         <w:t xml:space="preserve"> </w:t>
       </w:r>
-      <w:hyperlink r:id="rId7" w:history="1">
+      <w:hyperlink r:id="rId8" w:history="1">
         <w:r>
           <w:rPr>
             <w:rStyle w:val="Hyperlink"/>
@@ -1367,7 +1354,7 @@
         </w:rPr>
         <w:t xml:space="preserve"> and </w:t>
       </w:r>
-      <w:hyperlink r:id="rId8" w:history="1">
+      <w:hyperlink r:id="rId9" w:history="1">
         <w:r>
           <w:rPr>
             <w:rStyle w:val="Hyperlink"/>
@@ -1380,38 +1367,24 @@
         <w:rPr>
           <w:lang w:val="en-IE"/>
         </w:rPr>
-        <w:t xml:space="preserve">. These introduced me to </w:t>
+        <w:t xml:space="preserve">, which showed me how to do it using </w:t>
       </w:r>
-      <w:r>
+    </w:p>
+    <w:p>
+      <w:pPr>
+        <w:pBdr>
+          <w:between w:val="single" w:sz="2" w:space="0" w:color="BBBBBB"/>
+        </w:pBdr>
+        <w:spacing w:line="360" w:lineRule="exact"/>
         <w:rPr>
-          <w:b/>
-          <w:bCs/>
           <w:lang w:val="en-IE"/>
         </w:rPr>
-        <w:t>Spring Boot</w:t>
-      </w:r>
+      </w:pPr>
       <w:r>
         <w:rPr>
           <w:lang w:val="en-IE"/>
         </w:rPr>
-        <w:t xml:space="preserve"> and </w:t>
-      </w:r>
-    </w:p>
-    <w:p>
-      <w:pPr>
-        <w:pBdr>
-          <w:between w:val="single" w:sz="2" w:space="0" w:color="BBBBBB"/>
-        </w:pBdr>
-        <w:spacing w:line="360" w:lineRule="exact"/>
-        <w:rPr>
-          <w:lang w:val="en-IE"/>
-        </w:rPr>
-      </w:pPr>
-      <w:r>
-        <w:rPr>
-          <w:lang w:val="en-IE"/>
-        </w:rPr>
-        <w:t>showed how it can be used to create REST endpoints.</w:t>
+        <w:t>Spring Boot.</w:t>
       </w:r>
     </w:p>
     <w:p>
@@ -1443,19 +1416,17 @@
       </w:r>
       <w:r>
         <w:rPr>
-          <w:b/>
-          <w:bCs/>
           <w:lang w:val="en-IE"/>
         </w:rPr>
-        <w:t>Maven</w:t>
+        <w:t xml:space="preserve">Maven </w:t>
       </w:r>
       <w:r>
         <w:rPr>
           <w:lang w:val="en-IE"/>
         </w:rPr>
-        <w:t xml:space="preserve"> to manage dependencies. I looked at the </w:t>
+        <w:t xml:space="preserve">to manage dependencies. I looked at the </w:t>
       </w:r>
-      <w:hyperlink r:id="rId9" w:history="1">
+      <w:hyperlink r:id="rId10" w:history="1">
         <w:r>
           <w:rPr>
             <w:rStyle w:val="Hyperlink"/>
@@ -1485,142 +1456,181 @@
         <w:rPr>
           <w:lang w:val="en-IE"/>
         </w:rPr>
-        <w:t xml:space="preserve">Guide </w:t>
+        <w:t>Guide</w:t>
       </w:r>
       <w:r>
         <w:rPr>
           <w:lang w:val="en-IE"/>
         </w:rPr>
-        <w:t xml:space="preserve">learn more about it. My old project used JAR files that I added manually. I converted it to </w:t>
-      </w:r>
-    </w:p>
-    <w:p>
-      <w:pPr>
-        <w:pBdr>
-          <w:between w:val="single" w:sz="2" w:space="0" w:color="BBBBBB"/>
-        </w:pBdr>
-        <w:spacing w:line="360" w:lineRule="exact"/>
-        <w:rPr>
-          <w:lang w:val="en-IE"/>
-        </w:rPr>
-      </w:pPr>
-      <w:r>
-        <w:rPr>
-          <w:lang w:val="en-IE"/>
-        </w:rPr>
-        <w:t>Maven to make adding and managing new libraries easier.</w:t>
-      </w:r>
-    </w:p>
-    <w:p>
-      <w:pPr>
-        <w:pBdr>
-          <w:between w:val="single" w:sz="2" w:space="0" w:color="BBBBBB"/>
-        </w:pBdr>
-        <w:spacing w:line="360" w:lineRule="exact"/>
-        <w:rPr>
-          <w:lang w:val="en-IE"/>
-        </w:rPr>
-      </w:pPr>
-    </w:p>
-    <w:p>
-      <w:pPr>
-        <w:pBdr>
-          <w:between w:val="single" w:sz="2" w:space="0" w:color="BBBBBB"/>
-        </w:pBdr>
-        <w:spacing w:line="360" w:lineRule="exact"/>
-        <w:rPr>
-          <w:lang w:val="en-IE"/>
-        </w:rPr>
-      </w:pPr>
-      <w:r>
-        <w:rPr>
-          <w:lang w:val="en-IE"/>
-        </w:rPr>
-        <w:t xml:space="preserve">I then added REST endpoints for customers, products and invoices. I tested the GET, POST, </w:t>
-      </w:r>
-    </w:p>
-    <w:p>
-      <w:pPr>
-        <w:pBdr>
-          <w:between w:val="single" w:sz="2" w:space="0" w:color="BBBBBB"/>
-        </w:pBdr>
-        <w:spacing w:line="360" w:lineRule="exact"/>
-        <w:rPr>
-          <w:lang w:val="en-IE"/>
-        </w:rPr>
-      </w:pPr>
-      <w:r>
-        <w:rPr>
-          <w:lang w:val="en-IE"/>
-        </w:rPr>
-        <w:t xml:space="preserve">PUT and DELETE requests using </w:t>
-      </w:r>
-      <w:r>
-        <w:rPr>
-          <w:b/>
-          <w:bCs/>
-          <w:lang w:val="en-IE"/>
-        </w:rPr>
-        <w:t>Bruno</w:t>
+        <w:t xml:space="preserve"> to</w:t>
       </w:r>
       <w:r>
         <w:rPr>
           <w:lang w:val="en-IE"/>
         </w:rPr>
-        <w:t xml:space="preserve">. I already had experience using Bruno during my </w:t>
+        <w:t xml:space="preserve"> </w:t>
       </w:r>
-    </w:p>
-    <w:p>
-      <w:pPr>
-        <w:pBdr>
-          <w:between w:val="single" w:sz="2" w:space="0" w:color="BBBBBB"/>
-        </w:pBdr>
-        <w:spacing w:line="360" w:lineRule="exact"/>
-        <w:rPr>
-          <w:lang w:val="en-IE"/>
-        </w:rPr>
-      </w:pPr>
       <w:r>
         <w:rPr>
           <w:lang w:val="en-IE"/>
         </w:rPr>
-        <w:t>internship.</w:t>
+        <w:t>learn more about it. My old project used JAR</w:t>
       </w:r>
-    </w:p>
-    <w:p>
-      <w:pPr>
-        <w:pBdr>
-          <w:between w:val="single" w:sz="2" w:space="0" w:color="BBBBBB"/>
-        </w:pBdr>
-        <w:spacing w:line="360" w:lineRule="exact"/>
-        <w:rPr>
-          <w:lang w:val="en-IE"/>
-        </w:rPr>
-      </w:pPr>
-    </w:p>
-    <w:p>
-      <w:pPr>
-        <w:pBdr>
-          <w:between w:val="single" w:sz="2" w:space="0" w:color="BBBBBB"/>
-        </w:pBdr>
-        <w:spacing w:line="360" w:lineRule="exact"/>
-        <w:rPr>
-          <w:lang w:val="en-IE"/>
-        </w:rPr>
-      </w:pPr>
       <w:r>
         <w:rPr>
           <w:lang w:val="en-IE"/>
         </w:rPr>
-        <w:t xml:space="preserve">After getting the REST API working, I looked into </w:t>
+        <w:t>,</w:t>
       </w:r>
       <w:r>
         <w:rPr>
-          <w:b/>
-          <w:bCs/>
           <w:lang w:val="en-IE"/>
         </w:rPr>
-        <w:t>OpenAPI and Swagger</w:t>
+        <w:t xml:space="preserve"> </w:t>
+      </w:r>
+      <w:r>
+        <w:rPr>
+          <w:lang w:val="en-IE"/>
+        </w:rPr>
+        <w:t>so</w:t>
+      </w:r>
+      <w:r>
+        <w:rPr>
+          <w:lang w:val="en-IE"/>
+        </w:rPr>
+        <w:t xml:space="preserve"> I </w:t>
+      </w:r>
+      <w:r>
+        <w:rPr>
+          <w:lang w:val="en-IE"/>
+        </w:rPr>
+        <w:t>changed</w:t>
+      </w:r>
+      <w:r>
+        <w:rPr>
+          <w:lang w:val="en-IE"/>
+        </w:rPr>
+        <w:t xml:space="preserve"> it to Maven to make </w:t>
+      </w:r>
+    </w:p>
+    <w:p>
+      <w:pPr>
+        <w:pBdr>
+          <w:between w:val="single" w:sz="2" w:space="0" w:color="BBBBBB"/>
+        </w:pBdr>
+        <w:spacing w:line="360" w:lineRule="exact"/>
+        <w:rPr>
+          <w:lang w:val="en-IE"/>
+        </w:rPr>
+      </w:pPr>
+      <w:r>
+        <w:rPr>
+          <w:lang w:val="en-IE"/>
+        </w:rPr>
+        <w:t>adding and managing new libraries easier.</w:t>
+      </w:r>
+    </w:p>
+    <w:p>
+      <w:pPr>
+        <w:pBdr>
+          <w:between w:val="single" w:sz="2" w:space="0" w:color="BBBBBB"/>
+        </w:pBdr>
+        <w:spacing w:line="360" w:lineRule="exact"/>
+        <w:rPr>
+          <w:lang w:val="en-IE"/>
+        </w:rPr>
+      </w:pPr>
+    </w:p>
+    <w:p>
+      <w:pPr>
+        <w:pBdr>
+          <w:between w:val="single" w:sz="2" w:space="0" w:color="BBBBBB"/>
+        </w:pBdr>
+        <w:spacing w:line="360" w:lineRule="exact"/>
+        <w:rPr>
+          <w:lang w:val="en-IE"/>
+        </w:rPr>
+      </w:pPr>
+      <w:r>
+        <w:rPr>
+          <w:lang w:val="en-IE"/>
+        </w:rPr>
+        <w:t xml:space="preserve">I then </w:t>
+      </w:r>
+      <w:r>
+        <w:rPr>
+          <w:lang w:val="en-IE"/>
+        </w:rPr>
+        <w:t>created</w:t>
+      </w:r>
+      <w:r>
+        <w:rPr>
+          <w:lang w:val="en-IE"/>
+        </w:rPr>
+        <w:t xml:space="preserve"> REST endpoints </w:t>
+      </w:r>
+      <w:r>
+        <w:rPr>
+          <w:lang w:val="en-IE"/>
+        </w:rPr>
+        <w:t>and tested them using Bruno</w:t>
+      </w:r>
+      <w:r>
+        <w:rPr>
+          <w:lang w:val="en-IE"/>
+        </w:rPr>
+        <w:t xml:space="preserve">, which I already had experience </w:t>
+      </w:r>
+    </w:p>
+    <w:p>
+      <w:pPr>
+        <w:pBdr>
+          <w:between w:val="single" w:sz="2" w:space="0" w:color="BBBBBB"/>
+        </w:pBdr>
+        <w:spacing w:line="360" w:lineRule="exact"/>
+        <w:rPr>
+          <w:lang w:val="en-IE"/>
+        </w:rPr>
+      </w:pPr>
+      <w:r>
+        <w:rPr>
+          <w:lang w:val="en-IE"/>
+        </w:rPr>
+        <w:t>using from my internship.</w:t>
+      </w:r>
+    </w:p>
+    <w:p>
+      <w:pPr>
+        <w:pBdr>
+          <w:between w:val="single" w:sz="2" w:space="0" w:color="BBBBBB"/>
+        </w:pBdr>
+        <w:spacing w:line="360" w:lineRule="exact"/>
+        <w:rPr>
+          <w:lang w:val="en-IE"/>
+        </w:rPr>
+      </w:pPr>
+    </w:p>
+    <w:p>
+      <w:pPr>
+        <w:pBdr>
+          <w:between w:val="single" w:sz="2" w:space="0" w:color="BBBBBB"/>
+        </w:pBdr>
+        <w:spacing w:line="360" w:lineRule="exact"/>
+        <w:rPr>
+          <w:lang w:val="en-IE"/>
+        </w:rPr>
+      </w:pPr>
+      <w:r>
+        <w:rPr>
+          <w:lang w:val="en-IE"/>
+        </w:rPr>
+        <w:t xml:space="preserve">After getting the REST API working, I </w:t>
+      </w:r>
+      <w:r>
+        <w:rPr>
+          <w:lang w:val="en-IE"/>
+        </w:rPr>
+        <w:t>generated an OpenAPI description and Swagger UI using the springdoc library</w:t>
       </w:r>
       <w:r>
         <w:rPr>
@@ -1628,111 +1638,60 @@
         </w:rPr>
         <w:t xml:space="preserve">. I followed the </w:t>
       </w:r>
-    </w:p>
-    <w:p>
-      <w:pPr>
-        <w:pBdr>
-          <w:between w:val="single" w:sz="2" w:space="0" w:color="BBBBBB"/>
-        </w:pBdr>
-        <w:spacing w:line="360" w:lineRule="exact"/>
+      <w:r>
+        <w:fldChar w:fldCharType="begin"/>
+      </w:r>
+      <w:r>
+        <w:instrText>HYPERLINK "https://www.baeldung.com/spring-rest-openapi-documentation?utm_source=chatgpt.com"</w:instrText>
+      </w:r>
+      <w:r>
+        <w:fldChar w:fldCharType="separate"/>
+      </w:r>
+      <w:proofErr w:type="spellStart"/>
+      <w:r>
         <w:rPr>
+          <w:rStyle w:val="Hyperlink"/>
           <w:lang w:val="en-IE"/>
         </w:rPr>
-      </w:pPr>
-      <w:hyperlink r:id="rId10" w:history="1">
-        <w:proofErr w:type="spellStart"/>
-        <w:r>
-          <w:rPr>
-            <w:rStyle w:val="Hyperlink"/>
-            <w:lang w:val="en-IE"/>
-          </w:rPr>
-          <w:t>Baeldung</w:t>
-        </w:r>
-        <w:proofErr w:type="spellEnd"/>
-        <w:r>
-          <w:rPr>
-            <w:rStyle w:val="Hyperlink"/>
-            <w:lang w:val="en-IE"/>
-          </w:rPr>
-          <w:t xml:space="preserve"> OpenAPI and Swagger Guide</w:t>
-        </w:r>
-      </w:hyperlink>
+        <w:t>Baeldung</w:t>
+      </w:r>
+      <w:proofErr w:type="spellEnd"/>
       <w:r>
         <w:rPr>
+          <w:rStyle w:val="Hyperlink"/>
           <w:lang w:val="en-IE"/>
         </w:rPr>
-        <w:t xml:space="preserve">. This showed me how to add springdoc and generate an </w:t>
-      </w:r>
-    </w:p>
-    <w:p>
-      <w:pPr>
-        <w:pBdr>
-          <w:between w:val="single" w:sz="2" w:space="0" w:color="BBBBBB"/>
-        </w:pBdr>
-        <w:spacing w:line="360" w:lineRule="exact"/>
-        <w:rPr>
-          <w:lang w:val="en-IE"/>
-        </w:rPr>
-      </w:pPr>
-      <w:r>
-        <w:rPr>
-          <w:lang w:val="en-IE"/>
-        </w:rPr>
-        <w:t xml:space="preserve">OpenAPI description. It also gave me </w:t>
+        <w:t xml:space="preserve"> OpenAPI and S</w:t>
       </w:r>
       <w:r>
         <w:rPr>
-          <w:b/>
-          <w:bCs/>
+          <w:rStyle w:val="Hyperlink"/>
           <w:lang w:val="en-IE"/>
         </w:rPr>
-        <w:t>Swagger UI</w:t>
+        <w:t>w</w:t>
+      </w:r>
+      <w:r>
+        <w:rPr>
+          <w:rStyle w:val="Hyperlink"/>
+          <w:lang w:val="en-IE"/>
+        </w:rPr>
+        <w:t>agger Guide</w:t>
+      </w:r>
+      <w:r>
+        <w:fldChar w:fldCharType="end"/>
       </w:r>
       <w:r>
         <w:rPr>
           <w:lang w:val="en-IE"/>
         </w:rPr>
-        <w:t>, where I can view the endpoints.</w:t>
+        <w:t xml:space="preserve"> to do this.</w:t>
       </w:r>
-    </w:p>
-    <w:p>
-      <w:pPr>
-        <w:pBdr>
-          <w:between w:val="single" w:sz="2" w:space="0" w:color="BBBBBB"/>
-        </w:pBdr>
-        <w:spacing w:line="360" w:lineRule="exact"/>
-        <w:rPr>
-          <w:lang w:val="en-IE"/>
-        </w:rPr>
-      </w:pPr>
-    </w:p>
-    <w:p>
-      <w:pPr>
-        <w:pBdr>
-          <w:between w:val="single" w:sz="2" w:space="0" w:color="BBBBBB"/>
-        </w:pBdr>
-        <w:spacing w:line="360" w:lineRule="exact"/>
-        <w:rPr>
-          <w:lang w:val="en-IE"/>
-        </w:rPr>
-      </w:pPr>
       <w:r>
         <w:rPr>
           <w:lang w:val="en-IE"/>
         </w:rPr>
-        <w:t>Finally, I saved the generated OpenAPI description as an openapi.json file.</w:t>
+        <w:t xml:space="preserve"> I also </w:t>
       </w:r>
-    </w:p>
-    <w:p>
-      <w:pPr>
-        <w:pBdr>
-          <w:between w:val="single" w:sz="2" w:space="0" w:color="BBBBBB"/>
-        </w:pBdr>
-        <w:spacing w:line="360" w:lineRule="exact"/>
-        <w:rPr>
-          <w:lang w:val="en-IE"/>
-        </w:rPr>
-      </w:pPr>
     </w:p>
     <w:p>
       <w:pPr>
@@ -1748,7 +1707,55 @@
         <w:rPr>
           <w:lang w:val="en-IE"/>
         </w:rPr>
-        <w:t>My next step is to check and improve the REST API and OpenAPI file.</w:t>
+        <w:t xml:space="preserve">save the OpenAPI description as a </w:t>
+      </w:r>
+      <w:proofErr w:type="spellStart"/>
+      <w:r>
+        <w:rPr>
+          <w:lang w:val="en-IE"/>
+        </w:rPr>
+        <w:t>json</w:t>
+      </w:r>
+      <w:proofErr w:type="spellEnd"/>
+      <w:r>
+        <w:rPr>
+          <w:lang w:val="en-IE"/>
+        </w:rPr>
+        <w:t xml:space="preserve"> file.</w:t>
+      </w:r>
+    </w:p>
+    <w:p>
+      <w:pPr>
+        <w:pBdr>
+          <w:between w:val="single" w:sz="2" w:space="0" w:color="BBBBBB"/>
+        </w:pBdr>
+        <w:spacing w:line="360" w:lineRule="exact"/>
+        <w:rPr>
+          <w:lang w:val="en-IE"/>
+        </w:rPr>
+      </w:pPr>
+    </w:p>
+    <w:p>
+      <w:pPr>
+        <w:pBdr>
+          <w:between w:val="single" w:sz="2" w:space="0" w:color="BBBBBB"/>
+        </w:pBdr>
+        <w:spacing w:line="360" w:lineRule="exact"/>
+        <w:rPr>
+          <w:lang w:val="en-IE"/>
+        </w:rPr>
+      </w:pPr>
+      <w:r>
+        <w:rPr>
+          <w:lang w:val="en-IE"/>
+        </w:rPr>
+        <w:t xml:space="preserve">My next step is to check </w:t>
+      </w:r>
+      <w:r>
+        <w:rPr>
+          <w:lang w:val="en-IE"/>
+        </w:rPr>
+        <w:t>everything is working properly before moving on</w:t>
       </w:r>
     </w:p>
     <w:p>
@@ -1903,7 +1910,6 @@
     </w:tbl>
     <w:p>
       <w:r>
-        <w:lastRenderedPageBreak/>
         <w:br w:type="page"/>
       </w:r>
     </w:p>
@@ -10059,6 +10065,7 @@
   <w:style w:type="character" w:default="1" w:styleId="DefaultParagraphFont">
     <w:name w:val="Default Paragraph Font"/>
     <w:uiPriority w:val="1"/>
+    <w:semiHidden/>
     <w:unhideWhenUsed/>
   </w:style>
   <w:style w:type="table" w:default="1" w:styleId="TableNormal">

--- a/docs/Diary.docx
+++ b/docs/Diary.docx
@@ -115,7 +115,10 @@
         <w:jc w:val="center"/>
       </w:pPr>
       <w:r>
-        <w:t>2024</w:t>
+        <w:t>202</w:t>
+      </w:r>
+      <w:r>
+        <w:t>6 - 2027</w:t>
       </w:r>
     </w:p>
     <w:p>
@@ -1237,21 +1240,7 @@
             <w:rStyle w:val="Hyperlink"/>
             <w:lang w:val="en-IE"/>
           </w:rPr>
-          <w:t xml:space="preserve">second-year Java </w:t>
-        </w:r>
-        <w:r>
-          <w:rPr>
-            <w:rStyle w:val="Hyperlink"/>
-            <w:lang w:val="en-IE"/>
-          </w:rPr>
-          <w:t>p</w:t>
-        </w:r>
-        <w:r>
-          <w:rPr>
-            <w:rStyle w:val="Hyperlink"/>
-            <w:lang w:val="en-IE"/>
-          </w:rPr>
-          <w:t>roject</w:t>
+          <w:t>second-year Java project</w:t>
         </w:r>
       </w:hyperlink>
       <w:r>
@@ -1638,48 +1627,40 @@
         </w:rPr>
         <w:t xml:space="preserve">. I followed the </w:t>
       </w:r>
-      <w:r>
-        <w:fldChar w:fldCharType="begin"/>
-      </w:r>
-      <w:r>
-        <w:instrText>HYPERLINK "https://www.baeldung.com/spring-rest-openapi-documentation?utm_source=chatgpt.com"</w:instrText>
-      </w:r>
-      <w:r>
-        <w:fldChar w:fldCharType="separate"/>
-      </w:r>
-      <w:proofErr w:type="spellStart"/>
-      <w:r>
-        <w:rPr>
-          <w:rStyle w:val="Hyperlink"/>
-          <w:lang w:val="en-IE"/>
-        </w:rPr>
-        <w:t>Baeldung</w:t>
-      </w:r>
-      <w:proofErr w:type="spellEnd"/>
-      <w:r>
-        <w:rPr>
-          <w:rStyle w:val="Hyperlink"/>
-          <w:lang w:val="en-IE"/>
-        </w:rPr>
-        <w:t xml:space="preserve"> OpenAPI and S</w:t>
-      </w:r>
-      <w:r>
-        <w:rPr>
-          <w:rStyle w:val="Hyperlink"/>
-          <w:lang w:val="en-IE"/>
-        </w:rPr>
-        <w:t>w</w:t>
-      </w:r>
-      <w:r>
-        <w:rPr>
-          <w:rStyle w:val="Hyperlink"/>
-          <w:lang w:val="en-IE"/>
-        </w:rPr>
-        <w:t>agger Guide</w:t>
-      </w:r>
-      <w:r>
-        <w:fldChar w:fldCharType="end"/>
-      </w:r>
+      <w:hyperlink r:id="rId11" w:history="1">
+        <w:proofErr w:type="spellStart"/>
+        <w:r>
+          <w:rPr>
+            <w:rStyle w:val="Hyperlink"/>
+            <w:lang w:val="en-IE"/>
+          </w:rPr>
+          <w:t>Baeldung</w:t>
+        </w:r>
+        <w:proofErr w:type="spellEnd"/>
+        <w:r>
+          <w:rPr>
+            <w:rStyle w:val="Hyperlink"/>
+            <w:lang w:val="en-IE"/>
+          </w:rPr>
+          <w:t xml:space="preserve"> </w:t>
+        </w:r>
+        <w:proofErr w:type="spellStart"/>
+        <w:r>
+          <w:rPr>
+            <w:rStyle w:val="Hyperlink"/>
+            <w:lang w:val="en-IE"/>
+          </w:rPr>
+          <w:t>OpenAPI</w:t>
+        </w:r>
+        <w:proofErr w:type="spellEnd"/>
+        <w:r>
+          <w:rPr>
+            <w:rStyle w:val="Hyperlink"/>
+            <w:lang w:val="en-IE"/>
+          </w:rPr>
+          <w:t xml:space="preserve"> and Swagger Guide</w:t>
+        </w:r>
+      </w:hyperlink>
       <w:r>
         <w:rPr>
           <w:lang w:val="en-IE"/>

--- a/docs/Diary.docx
+++ b/docs/Diary.docx
@@ -1628,21 +1628,12 @@
         <w:t xml:space="preserve">. I followed the </w:t>
       </w:r>
       <w:hyperlink r:id="rId11" w:history="1">
-        <w:proofErr w:type="spellStart"/>
         <w:r>
           <w:rPr>
             <w:rStyle w:val="Hyperlink"/>
             <w:lang w:val="en-IE"/>
           </w:rPr>
-          <w:t>Baeldung</w:t>
-        </w:r>
-        <w:proofErr w:type="spellEnd"/>
-        <w:r>
-          <w:rPr>
-            <w:rStyle w:val="Hyperlink"/>
-            <w:lang w:val="en-IE"/>
-          </w:rPr>
-          <w:t xml:space="preserve"> </w:t>
+          <w:t xml:space="preserve">Baeldung </w:t>
         </w:r>
         <w:proofErr w:type="spellStart"/>
         <w:r>
@@ -1688,21 +1679,7 @@
         <w:rPr>
           <w:lang w:val="en-IE"/>
         </w:rPr>
-        <w:t xml:space="preserve">save the OpenAPI description as a </w:t>
-      </w:r>
-      <w:proofErr w:type="spellStart"/>
-      <w:r>
-        <w:rPr>
-          <w:lang w:val="en-IE"/>
-        </w:rPr>
-        <w:t>json</w:t>
-      </w:r>
-      <w:proofErr w:type="spellEnd"/>
-      <w:r>
-        <w:rPr>
-          <w:lang w:val="en-IE"/>
-        </w:rPr>
-        <w:t xml:space="preserve"> file.</w:t>
+        <w:t>save the OpenAPI description as a json file.</w:t>
       </w:r>
     </w:p>
     <w:p>
@@ -1894,6 +1871,38 @@
         <w:br w:type="page"/>
       </w:r>
     </w:p>
+    <w:p>
+      <w:pPr>
+        <w:spacing w:line="240" w:lineRule="auto"/>
+        <w:jc w:val="center"/>
+        <w:rPr>
+          <w:b/>
+          <w:bCs/>
+          <w:sz w:val="40"/>
+          <w:szCs w:val="36"/>
+        </w:rPr>
+      </w:pPr>
+      <w:r>
+        <w:rPr>
+          <w:b/>
+          <w:bCs/>
+          <w:sz w:val="40"/>
+          <w:szCs w:val="36"/>
+        </w:rPr>
+        <w:lastRenderedPageBreak/>
+        <w:t xml:space="preserve">Week </w:t>
+      </w:r>
+      <w:r>
+        <w:rPr>
+          <w:b/>
+          <w:bCs/>
+          <w:sz w:val="40"/>
+          <w:szCs w:val="36"/>
+        </w:rPr>
+        <w:t>4</w:t>
+      </w:r>
+    </w:p>
+    <w:p/>
     <w:tbl>
       <w:tblPr>
         <w:tblW w:w="0" w:type="auto"/>
@@ -1925,7 +1934,6 @@
           </w:tcPr>
           <w:p>
             <w:r>
-              <w:lastRenderedPageBreak/>
               <w:t>Date:</w:t>
             </w:r>
           </w:p>
@@ -1934,7 +1942,11 @@
           <w:tcPr>
             <w:tcW w:w="3080" w:type="dxa"/>
           </w:tcPr>
-          <w:p/>
+          <w:p>
+            <w:r>
+              <w:t>21/10/2026</w:t>
+            </w:r>
+          </w:p>
         </w:tc>
         <w:tc>
           <w:tcPr>
@@ -1950,7 +1962,11 @@
           <w:tcPr>
             <w:tcW w:w="3080" w:type="dxa"/>
           </w:tcPr>
-          <w:p/>
+          <w:p>
+            <w:r>
+              <w:t>11:45am</w:t>
+            </w:r>
+          </w:p>
         </w:tc>
       </w:tr>
     </w:tbl>
@@ -1960,7 +1976,17 @@
       </w:pPr>
     </w:p>
     <w:p>
+      <w:pPr>
+        <w:rPr>
+          <w:b/>
+          <w:bCs/>
+        </w:rPr>
+      </w:pPr>
       <w:r>
+        <w:rPr>
+          <w:b/>
+          <w:bCs/>
+        </w:rPr>
         <w:t>Weekly Progress report</w:t>
       </w:r>
     </w:p>
@@ -1971,110 +1997,145 @@
         </w:pBdr>
         <w:spacing w:line="360" w:lineRule="exact"/>
       </w:pPr>
-    </w:p>
-    <w:p>
-      <w:pPr>
-        <w:pBdr>
-          <w:between w:val="single" w:sz="2" w:space="0" w:color="BBBBBB"/>
-        </w:pBdr>
-        <w:spacing w:line="360" w:lineRule="exact"/>
-      </w:pPr>
-    </w:p>
-    <w:p>
-      <w:pPr>
-        <w:pBdr>
-          <w:between w:val="single" w:sz="2" w:space="0" w:color="BBBBBB"/>
-        </w:pBdr>
-        <w:spacing w:line="360" w:lineRule="exact"/>
-      </w:pPr>
-    </w:p>
-    <w:p>
-      <w:pPr>
-        <w:pBdr>
-          <w:between w:val="single" w:sz="2" w:space="0" w:color="BBBBBB"/>
-        </w:pBdr>
-        <w:spacing w:line="360" w:lineRule="exact"/>
-      </w:pPr>
-    </w:p>
-    <w:p>
-      <w:pPr>
-        <w:pBdr>
-          <w:between w:val="single" w:sz="2" w:space="0" w:color="BBBBBB"/>
-        </w:pBdr>
-        <w:spacing w:line="360" w:lineRule="exact"/>
-      </w:pPr>
-    </w:p>
-    <w:p>
-      <w:pPr>
-        <w:pBdr>
-          <w:between w:val="single" w:sz="2" w:space="0" w:color="BBBBBB"/>
-        </w:pBdr>
-        <w:spacing w:line="360" w:lineRule="exact"/>
-      </w:pPr>
-    </w:p>
-    <w:p>
-      <w:pPr>
-        <w:pBdr>
-          <w:between w:val="single" w:sz="2" w:space="0" w:color="BBBBBB"/>
-        </w:pBdr>
-        <w:spacing w:line="360" w:lineRule="exact"/>
-      </w:pPr>
-    </w:p>
-    <w:p>
-      <w:pPr>
-        <w:pBdr>
-          <w:between w:val="single" w:sz="2" w:space="0" w:color="BBBBBB"/>
-        </w:pBdr>
-        <w:spacing w:line="360" w:lineRule="exact"/>
-      </w:pPr>
-    </w:p>
-    <w:p>
-      <w:pPr>
-        <w:pBdr>
-          <w:between w:val="single" w:sz="2" w:space="0" w:color="BBBBBB"/>
-        </w:pBdr>
-        <w:spacing w:line="360" w:lineRule="exact"/>
-      </w:pPr>
-    </w:p>
-    <w:p>
-      <w:pPr>
-        <w:pBdr>
-          <w:between w:val="single" w:sz="2" w:space="0" w:color="BBBBBB"/>
-        </w:pBdr>
-        <w:spacing w:line="360" w:lineRule="exact"/>
-      </w:pPr>
-    </w:p>
-    <w:p>
-      <w:pPr>
-        <w:pBdr>
-          <w:between w:val="single" w:sz="2" w:space="0" w:color="BBBBBB"/>
-        </w:pBdr>
-        <w:spacing w:line="360" w:lineRule="exact"/>
-      </w:pPr>
-    </w:p>
-    <w:p>
-      <w:pPr>
-        <w:pBdr>
-          <w:between w:val="single" w:sz="2" w:space="0" w:color="BBBBBB"/>
-        </w:pBdr>
-        <w:spacing w:line="360" w:lineRule="exact"/>
-      </w:pPr>
-    </w:p>
-    <w:p>
-      <w:pPr>
-        <w:pBdr>
-          <w:between w:val="single" w:sz="2" w:space="0" w:color="BBBBBB"/>
-        </w:pBdr>
-        <w:spacing w:line="360" w:lineRule="exact"/>
-      </w:pPr>
-    </w:p>
-    <w:p>
-      <w:pPr>
-        <w:pBdr>
-          <w:between w:val="single" w:sz="2" w:space="0" w:color="BBBBBB"/>
-        </w:pBdr>
-        <w:spacing w:line="360" w:lineRule="exact"/>
-      </w:pPr>
+      <w:r>
+        <w:t xml:space="preserve">This week I </w:t>
+      </w:r>
+      <w:r>
+        <w:t xml:space="preserve">examined more of the </w:t>
+      </w:r>
+      <w:r>
+        <w:rPr>
+          <w:rFonts w:ascii="Courier New" w:hAnsi="Courier New" w:cs="Courier New"/>
+        </w:rPr>
+        <w:t>openapi.json</w:t>
+      </w:r>
+      <w:r>
+        <w:t xml:space="preserve"> file </w:t>
+      </w:r>
+      <w:r>
+        <w:t>and I</w:t>
+      </w:r>
+      <w:r>
+        <w:t xml:space="preserve"> noticed that some inputs weren’t </w:t>
+      </w:r>
+    </w:p>
+    <w:p>
+      <w:pPr>
+        <w:pBdr>
+          <w:between w:val="single" w:sz="2" w:space="0" w:color="BBBBBB"/>
+        </w:pBdr>
+        <w:spacing w:line="360" w:lineRule="exact"/>
+      </w:pPr>
+      <w:r>
+        <w:t xml:space="preserve">being </w:t>
+      </w:r>
+      <w:r>
+        <w:t>shown</w:t>
+      </w:r>
+      <w:r>
+        <w:t xml:space="preserve"> as </w:t>
+      </w:r>
+      <w:r>
+        <w:t xml:space="preserve">required. </w:t>
+      </w:r>
+      <w:r>
+        <w:t xml:space="preserve">Hence, I then followed the </w:t>
+      </w:r>
+      <w:hyperlink r:id="rId12" w:history="1">
+        <w:r>
+          <w:rPr>
+            <w:rStyle w:val="Hyperlink"/>
+          </w:rPr>
+          <w:t>Bae</w:t>
+        </w:r>
+        <w:r>
+          <w:rPr>
+            <w:rStyle w:val="Hyperlink"/>
+          </w:rPr>
+          <w:t>l</w:t>
+        </w:r>
+        <w:r>
+          <w:rPr>
+            <w:rStyle w:val="Hyperlink"/>
+          </w:rPr>
+          <w:t>dung Validation Guide</w:t>
+        </w:r>
+      </w:hyperlink>
+      <w:r>
+        <w:t xml:space="preserve"> and added validation to </w:t>
+      </w:r>
+      <w:r>
+        <w:t>fix this.</w:t>
+      </w:r>
+    </w:p>
+    <w:p>
+      <w:pPr>
+        <w:pBdr>
+          <w:between w:val="single" w:sz="2" w:space="0" w:color="BBBBBB"/>
+        </w:pBdr>
+        <w:spacing w:line="360" w:lineRule="exact"/>
+      </w:pPr>
+    </w:p>
+    <w:p>
+      <w:pPr>
+        <w:pBdr>
+          <w:between w:val="single" w:sz="2" w:space="0" w:color="BBBBBB"/>
+        </w:pBdr>
+        <w:spacing w:line="360" w:lineRule="exact"/>
+      </w:pPr>
+      <w:r>
+        <w:t xml:space="preserve">My supervisor also sent me the </w:t>
+      </w:r>
+      <w:hyperlink r:id="rId13" w:anchor="json-to-py-table" w:history="1">
+        <w:r>
+          <w:rPr>
+            <w:rStyle w:val="Hyperlink"/>
+          </w:rPr>
+          <w:t xml:space="preserve">Python JSON </w:t>
+        </w:r>
+        <w:r>
+          <w:rPr>
+            <w:rStyle w:val="Hyperlink"/>
+          </w:rPr>
+          <w:t>documentation</w:t>
+        </w:r>
+      </w:hyperlink>
+      <w:r>
+        <w:t>, so I started looking into how I can use Python to read and parse the OpenAPI file</w:t>
+      </w:r>
+    </w:p>
+    <w:p>
+      <w:pPr>
+        <w:pBdr>
+          <w:between w:val="single" w:sz="2" w:space="0" w:color="BBBBBB"/>
+        </w:pBdr>
+        <w:spacing w:line="360" w:lineRule="exact"/>
+      </w:pPr>
+    </w:p>
+    <w:p>
+      <w:pPr>
+        <w:pBdr>
+          <w:between w:val="single" w:sz="2" w:space="0" w:color="BBBBBB"/>
+        </w:pBdr>
+        <w:spacing w:line="360" w:lineRule="exact"/>
+      </w:pPr>
+      <w:r>
+        <w:t xml:space="preserve">My next step is to experiment with extracting information such as paths and operation IDs. </w:t>
+      </w:r>
+    </w:p>
+    <w:p>
+      <w:pPr>
+        <w:pBdr>
+          <w:between w:val="single" w:sz="2" w:space="0" w:color="BBBBBB"/>
+        </w:pBdr>
+        <w:spacing w:line="360" w:lineRule="exact"/>
+      </w:pPr>
+      <w:r>
+        <w:t xml:space="preserve">Then once I’m able to extract these, I’m hoping to </w:t>
+      </w:r>
+      <w:r>
+        <w:t>start coding the conversion part.</w:t>
+      </w:r>
     </w:p>
     <w:p>
       <w:pPr>
@@ -2266,15 +2327,6 @@
         </w:tc>
       </w:tr>
     </w:tbl>
-    <w:p>
-      <w:pPr>
-        <w:spacing w:before="900"/>
-        <w:jc w:val="center"/>
-      </w:pPr>
-      <w:r>
-        <w:t>Page 5</w:t>
-      </w:r>
-    </w:p>
     <w:p>
       <w:r>
         <w:br w:type="page"/>
